--- a/proposalMumbaiOffice.docx
+++ b/proposalMumbaiOffice.docx
@@ -3587,6 +3587,49 @@
           <w:szCs w:val="28"/>
           <w:highlight w:val="yellow"/>
         </w:rPr>
+        <w:t xml:space="preserve">{% if out1 or out2 or out3 or </w:t>
+      </w:r>
+      <w:proofErr w:type="spellStart"/>
+      <w:r>
+        <w:rPr>
+          <w:b/>
+          <w:bCs/>
+          <w:sz w:val="28"/>
+          <w:szCs w:val="28"/>
+          <w:highlight w:val="yellow"/>
+        </w:rPr>
+        <w:t>multiple_custom_outcomes</w:t>
+      </w:r>
+      <w:proofErr w:type="spellEnd"/>
+      <w:r>
+        <w:rPr>
+          <w:b/>
+          <w:bCs/>
+          <w:sz w:val="28"/>
+          <w:szCs w:val="28"/>
+          <w:highlight w:val="yellow"/>
+        </w:rPr>
+        <w:t xml:space="preserve"> </w:t>
+      </w:r>
+      <w:proofErr w:type="gramStart"/>
+      <w:r>
+        <w:rPr>
+          <w:b/>
+          <w:bCs/>
+          <w:sz w:val="28"/>
+          <w:szCs w:val="28"/>
+          <w:highlight w:val="yellow"/>
+        </w:rPr>
+        <w:t>%}</w:t>
+      </w:r>
+      <w:r>
+        <w:rPr>
+          <w:b/>
+          <w:bCs/>
+          <w:sz w:val="28"/>
+          <w:szCs w:val="28"/>
+          <w:highlight w:val="yellow"/>
+        </w:rPr>
         <w:t>Outcome</w:t>
       </w:r>
       <w:r>
@@ -3599,6 +3642,7 @@
         </w:rPr>
         <w:t>s</w:t>
       </w:r>
+      <w:proofErr w:type="gramEnd"/>
       <w:r>
         <w:rPr>
           <w:b/>
@@ -3607,7 +3651,37 @@
           <w:szCs w:val="28"/>
           <w:highlight w:val="yellow"/>
         </w:rPr>
-        <w:t xml:space="preserve"> You Can Expect</w:t>
+        <w:t xml:space="preserve"> You Can </w:t>
+      </w:r>
+      <w:proofErr w:type="gramStart"/>
+      <w:r>
+        <w:rPr>
+          <w:b/>
+          <w:bCs/>
+          <w:sz w:val="28"/>
+          <w:szCs w:val="28"/>
+          <w:highlight w:val="yellow"/>
+        </w:rPr>
+        <w:t>Expect</w:t>
+      </w:r>
+      <w:r>
+        <w:rPr>
+          <w:b/>
+          <w:bCs/>
+          <w:sz w:val="28"/>
+          <w:szCs w:val="28"/>
+        </w:rPr>
+        <w:t>{</w:t>
+      </w:r>
+      <w:proofErr w:type="gramEnd"/>
+      <w:r>
+        <w:rPr>
+          <w:b/>
+          <w:bCs/>
+          <w:sz w:val="28"/>
+          <w:szCs w:val="28"/>
+        </w:rPr>
+        <w:t>% endif %}</w:t>
       </w:r>
     </w:p>
     <w:p>
@@ -4018,6 +4092,7 @@
           <w:szCs w:val="22"/>
           <w14:ligatures w14:val="none"/>
         </w:rPr>
+        <w:lastRenderedPageBreak/>
         <w:t>DIGITAL HOMEEZ (current account)</w:t>
       </w:r>
     </w:p>
@@ -4044,7 +4119,6 @@
           <w:szCs w:val="22"/>
           <w14:ligatures w14:val="none"/>
         </w:rPr>
-        <w:lastRenderedPageBreak/>
         <w:t xml:space="preserve">Account </w:t>
       </w:r>
       <w:r>
